--- a/static/word-template/device.docx
+++ b/static/word-template/device.docx
@@ -54,7 +54,6 @@
                 <w:sz w:val="24"/>
               </w:rPr>
             </w:pPr>
-            <w:proofErr w:type="gramStart"/>
             <w:r>
               <w:t xml:space="preserve">{{ </w:t>
             </w:r>
@@ -63,7 +62,6 @@
               <w:t>imga</w:t>
             </w:r>
             <w:proofErr w:type="spellEnd"/>
-            <w:proofErr w:type="gramEnd"/>
             <w:r>
               <w:t xml:space="preserve"> }}</w:t>
             </w:r>
@@ -86,13 +84,8 @@
                 <w:sz w:val="24"/>
               </w:rPr>
             </w:pPr>
-            <w:proofErr w:type="gramStart"/>
             <w:r>
-              <w:t>{{ img</w:t>
-            </w:r>
-            <w:proofErr w:type="gramEnd"/>
-            <w:r>
-              <w:t>1 }}</w:t>
+              <w:t>{{ img1 }}</w:t>
             </w:r>
           </w:p>
         </w:tc>
@@ -108,13 +101,8 @@
                 <w:sz w:val="24"/>
               </w:rPr>
             </w:pPr>
-            <w:proofErr w:type="gramStart"/>
             <w:r>
-              <w:t>{{ img</w:t>
-            </w:r>
-            <w:proofErr w:type="gramEnd"/>
-            <w:r>
-              <w:t>2 }}</w:t>
+              <w:t>{{ img2 }}</w:t>
             </w:r>
           </w:p>
         </w:tc>
@@ -130,13 +118,8 @@
                 <w:sz w:val="24"/>
               </w:rPr>
             </w:pPr>
-            <w:proofErr w:type="gramStart"/>
             <w:r>
-              <w:t>{{ img</w:t>
-            </w:r>
-            <w:proofErr w:type="gramEnd"/>
-            <w:r>
-              <w:t>3 }}</w:t>
+              <w:t>{{ img3 }}</w:t>
             </w:r>
           </w:p>
         </w:tc>
@@ -157,13 +140,8 @@
                 <w:sz w:val="24"/>
               </w:rPr>
             </w:pPr>
-            <w:proofErr w:type="gramStart"/>
             <w:r>
-              <w:t>{{ img</w:t>
-            </w:r>
-            <w:proofErr w:type="gramEnd"/>
-            <w:r>
-              <w:t>4 }}</w:t>
+              <w:t>{{ img4 }}</w:t>
             </w:r>
           </w:p>
         </w:tc>
@@ -179,13 +157,8 @@
                 <w:sz w:val="24"/>
               </w:rPr>
             </w:pPr>
-            <w:proofErr w:type="gramStart"/>
             <w:r>
-              <w:t>{{ img</w:t>
-            </w:r>
-            <w:proofErr w:type="gramEnd"/>
-            <w:r>
-              <w:t>5 }}</w:t>
+              <w:t>{{ img5 }}</w:t>
             </w:r>
           </w:p>
         </w:tc>
@@ -244,7 +217,7 @@
           <w:noProof/>
           <w:szCs w:val="24"/>
         </w:rPr>
-        <w:t>3</w:t>
+        <w:t>1</w:t>
       </w:r>
       <w:r>
         <w:rPr>
